--- a/docs/Description.docx
+++ b/docs/Description.docx
@@ -45,6 +45,8 @@
           <w:szCs w:val="24"/>
         </w:rPr>
       </w:pPr>
+      <w:bookmarkStart w:id="0" w:name="_GoBack"/>
+      <w:bookmarkEnd w:id="0"/>
     </w:p>
     <w:p>
       <w:pPr>
@@ -136,9 +138,38 @@
           <w:b/>
           <w:sz w:val="28"/>
           <w:szCs w:val="24"/>
+        </w:rPr>
+      </w:pPr>
+      <w:r>
+        <w:rPr>
+          <w:rFonts w:ascii="Times New Roman" w:eastAsia="Times New Roman" w:hAnsi="Times New Roman" w:cs="Times New Roman"/>
+          <w:b/>
+          <w:sz w:val="28"/>
+          <w:szCs w:val="24"/>
+        </w:rPr>
+        <w:t xml:space="preserve">Веб-приложение </w:t>
+      </w:r>
+      <w:r>
+        <w:rPr>
+          <w:rFonts w:ascii="Times New Roman" w:eastAsia="Times New Roman" w:hAnsi="Times New Roman" w:cs="Times New Roman"/>
+          <w:b/>
+          <w:sz w:val="28"/>
+          <w:szCs w:val="24"/>
+        </w:rPr>
+        <w:t>“</w:t>
+      </w:r>
+      <w:proofErr w:type="spellStart"/>
+      <w:r>
+        <w:rPr>
+          <w:rFonts w:ascii="Times New Roman" w:eastAsia="Times New Roman" w:hAnsi="Times New Roman" w:cs="Times New Roman"/>
+          <w:b/>
+          <w:sz w:val="28"/>
+          <w:szCs w:val="24"/>
           <w:lang w:val="en-US"/>
         </w:rPr>
-      </w:pPr>
+        <w:t>Arete</w:t>
+      </w:r>
+      <w:proofErr w:type="spellEnd"/>
       <w:r>
         <w:rPr>
           <w:rFonts w:ascii="Times New Roman" w:eastAsia="Times New Roman" w:hAnsi="Times New Roman" w:cs="Times New Roman"/>
@@ -146,7 +177,7 @@
           <w:sz w:val="28"/>
           <w:szCs w:val="24"/>
         </w:rPr>
-        <w:t xml:space="preserve">Веб-приложение </w:t>
+        <w:t xml:space="preserve"> </w:t>
       </w:r>
       <w:r>
         <w:rPr>
@@ -156,29 +187,16 @@
           <w:szCs w:val="24"/>
           <w:lang w:val="en-US"/>
         </w:rPr>
-        <w:t>“</w:t>
-      </w:r>
-      <w:proofErr w:type="spellStart"/>
+        <w:t>LMS</w:t>
+      </w:r>
       <w:r>
         <w:rPr>
           <w:rFonts w:ascii="Times New Roman" w:eastAsia="Times New Roman" w:hAnsi="Times New Roman" w:cs="Times New Roman"/>
           <w:b/>
           <w:sz w:val="28"/>
           <w:szCs w:val="24"/>
-          <w:lang w:val="en-US"/>
-        </w:rPr>
-        <w:t>Arete</w:t>
-      </w:r>
-      <w:proofErr w:type="spellEnd"/>
-      <w:r>
-        <w:rPr>
-          <w:rFonts w:ascii="Times New Roman" w:eastAsia="Times New Roman" w:hAnsi="Times New Roman" w:cs="Times New Roman"/>
-          <w:b/>
-          <w:sz w:val="28"/>
-          <w:szCs w:val="24"/>
-          <w:lang w:val="en-US"/>
-        </w:rPr>
-        <w:t xml:space="preserve"> LMS”</w:t>
+        </w:rPr>
+        <w:t>”</w:t>
       </w:r>
     </w:p>
     <w:p>
@@ -439,7 +457,7 @@
           <w:rFonts w:eastAsia="Times New Roman"/>
         </w:rPr>
       </w:pPr>
-      <w:bookmarkStart w:id="0" w:name="_Toc195981264"/>
+      <w:bookmarkStart w:id="1" w:name="_Toc195981264"/>
       <w:r>
         <w:rPr>
           <w:rFonts w:eastAsia="Times New Roman"/>
@@ -447,7 +465,7 @@
         <w:lastRenderedPageBreak/>
         <w:t>СОДЕРЖАНИЕ</w:t>
       </w:r>
-      <w:bookmarkEnd w:id="0"/>
+      <w:bookmarkEnd w:id="1"/>
     </w:p>
     <w:sdt>
       <w:sdtPr>
@@ -1036,12 +1054,12 @@
         <w:pStyle w:val="1"/>
         <w:spacing w:after="240" w:line="360" w:lineRule="auto"/>
       </w:pPr>
-      <w:bookmarkStart w:id="1" w:name="_Toc195981265"/>
+      <w:bookmarkStart w:id="2" w:name="_Toc195981265"/>
       <w:r>
         <w:lastRenderedPageBreak/>
         <w:t>ВВЕДЕНИЕ</w:t>
       </w:r>
-      <w:bookmarkEnd w:id="1"/>
+      <w:bookmarkEnd w:id="2"/>
     </w:p>
     <w:p>
       <w:pPr>
@@ -1211,6 +1229,15 @@
         </w:rPr>
         <w:t xml:space="preserve"> промышленному программированию.</w:t>
       </w:r>
+    </w:p>
+    <w:p>
+      <w:pPr>
+        <w:rPr>
+          <w:rFonts w:ascii="Times New Roman" w:hAnsi="Times New Roman" w:cs="Times New Roman"/>
+          <w:sz w:val="24"/>
+          <w:szCs w:val="24"/>
+        </w:rPr>
+      </w:pPr>
     </w:p>
     <w:p>
       <w:pPr>
@@ -1291,60 +1318,12 @@
     <w:p>
       <w:pPr>
         <w:pStyle w:val="a6"/>
-        <w:numPr>
-          <w:ilvl w:val="0"/>
-          <w:numId w:val="2"/>
-        </w:numPr>
-        <w:rPr>
-          <w:rFonts w:ascii="Times New Roman" w:hAnsi="Times New Roman" w:cs="Times New Roman"/>
-          <w:sz w:val="24"/>
-          <w:szCs w:val="24"/>
-          <w:lang w:val="en-US"/>
-        </w:rPr>
-      </w:pPr>
-      <w:r>
-        <w:rPr>
-          <w:rFonts w:ascii="Times New Roman" w:hAnsi="Times New Roman" w:cs="Times New Roman"/>
-          <w:sz w:val="24"/>
-          <w:szCs w:val="24"/>
-        </w:rPr>
-        <w:t>Создать</w:t>
-      </w:r>
-      <w:r>
-        <w:rPr>
-          <w:rFonts w:ascii="Times New Roman" w:hAnsi="Times New Roman" w:cs="Times New Roman"/>
-          <w:sz w:val="24"/>
-          <w:szCs w:val="24"/>
-          <w:lang w:val="en-US"/>
-        </w:rPr>
-        <w:t xml:space="preserve"> </w:t>
-      </w:r>
-      <w:r>
-        <w:rPr>
-          <w:rFonts w:ascii="Times New Roman" w:hAnsi="Times New Roman" w:cs="Times New Roman"/>
-          <w:sz w:val="24"/>
-          <w:szCs w:val="24"/>
-        </w:rPr>
-        <w:t>модели</w:t>
-      </w:r>
-      <w:r>
-        <w:rPr>
-          <w:rFonts w:ascii="Times New Roman" w:hAnsi="Times New Roman" w:cs="Times New Roman"/>
-          <w:sz w:val="24"/>
-          <w:szCs w:val="24"/>
-          <w:lang w:val="en-US"/>
-        </w:rPr>
-        <w:t xml:space="preserve"> </w:t>
-      </w:r>
-      <w:r>
-        <w:rPr>
-          <w:rFonts w:ascii="Times New Roman" w:hAnsi="Times New Roman" w:cs="Times New Roman"/>
-          <w:sz w:val="24"/>
-          <w:szCs w:val="24"/>
-          <w:lang w:val="en-US"/>
-        </w:rPr>
-        <w:t>(User, Task, Submission).</w:t>
-      </w:r>
+        <w:rPr>
+          <w:rFonts w:ascii="Times New Roman" w:hAnsi="Times New Roman" w:cs="Times New Roman"/>
+          <w:sz w:val="24"/>
+          <w:szCs w:val="24"/>
+        </w:rPr>
+      </w:pPr>
     </w:p>
     <w:p>
       <w:pPr>
@@ -1357,16 +1336,63 @@
           <w:rFonts w:ascii="Times New Roman" w:hAnsi="Times New Roman" w:cs="Times New Roman"/>
           <w:sz w:val="24"/>
           <w:szCs w:val="24"/>
-        </w:rPr>
-      </w:pPr>
-      <w:r>
-        <w:rPr>
-          <w:rFonts w:ascii="Times New Roman" w:hAnsi="Times New Roman" w:cs="Times New Roman"/>
-          <w:sz w:val="24"/>
-          <w:szCs w:val="24"/>
-        </w:rPr>
-        <w:t>Сделать регистрацию и авторизацию.</w:t>
-      </w:r>
+          <w:lang w:val="en-US"/>
+        </w:rPr>
+      </w:pPr>
+      <w:r>
+        <w:rPr>
+          <w:rFonts w:ascii="Times New Roman" w:hAnsi="Times New Roman" w:cs="Times New Roman"/>
+          <w:sz w:val="24"/>
+          <w:szCs w:val="24"/>
+        </w:rPr>
+        <w:t>Создать</w:t>
+      </w:r>
+      <w:r>
+        <w:rPr>
+          <w:rFonts w:ascii="Times New Roman" w:hAnsi="Times New Roman" w:cs="Times New Roman"/>
+          <w:sz w:val="24"/>
+          <w:szCs w:val="24"/>
+          <w:lang w:val="en-US"/>
+        </w:rPr>
+        <w:t xml:space="preserve"> </w:t>
+      </w:r>
+      <w:r>
+        <w:rPr>
+          <w:rFonts w:ascii="Times New Roman" w:hAnsi="Times New Roman" w:cs="Times New Roman"/>
+          <w:sz w:val="24"/>
+          <w:szCs w:val="24"/>
+        </w:rPr>
+        <w:t>модели</w:t>
+      </w:r>
+      <w:r>
+        <w:rPr>
+          <w:rFonts w:ascii="Times New Roman" w:hAnsi="Times New Roman" w:cs="Times New Roman"/>
+          <w:sz w:val="24"/>
+          <w:szCs w:val="24"/>
+          <w:lang w:val="en-US"/>
+        </w:rPr>
+        <w:t xml:space="preserve"> </w:t>
+      </w:r>
+      <w:r>
+        <w:rPr>
+          <w:rFonts w:ascii="Times New Roman" w:hAnsi="Times New Roman" w:cs="Times New Roman"/>
+          <w:sz w:val="24"/>
+          <w:szCs w:val="24"/>
+          <w:lang w:val="en-US"/>
+        </w:rPr>
+        <w:t>(User, Task, Submission).</w:t>
+      </w:r>
+    </w:p>
+    <w:p>
+      <w:pPr>
+        <w:pStyle w:val="a6"/>
+        <w:rPr>
+          <w:rFonts w:ascii="Times New Roman" w:hAnsi="Times New Roman" w:cs="Times New Roman"/>
+          <w:sz w:val="24"/>
+          <w:szCs w:val="24"/>
+          <w:lang w:val="en-US"/>
+        </w:rPr>
+      </w:pPr>
     </w:p>
     <w:p>
       <w:pPr>
@@ -1387,8 +1413,18 @@
           <w:sz w:val="24"/>
           <w:szCs w:val="24"/>
         </w:rPr>
-        <w:t>Сверстать страницы блоков и задач.</w:t>
-      </w:r>
+        <w:t>Сделать регистрацию и авторизацию.</w:t>
+      </w:r>
+    </w:p>
+    <w:p>
+      <w:pPr>
+        <w:pStyle w:val="a6"/>
+        <w:rPr>
+          <w:rFonts w:ascii="Times New Roman" w:hAnsi="Times New Roman" w:cs="Times New Roman"/>
+          <w:sz w:val="24"/>
+          <w:szCs w:val="24"/>
+        </w:rPr>
+      </w:pPr>
     </w:p>
     <w:p>
       <w:pPr>
@@ -1409,8 +1445,18 @@
           <w:sz w:val="24"/>
           <w:szCs w:val="24"/>
         </w:rPr>
-        <w:t>Написать тесты к задачам.</w:t>
-      </w:r>
+        <w:t>Сверстать страницы блоков и задач.</w:t>
+      </w:r>
+    </w:p>
+    <w:p>
+      <w:pPr>
+        <w:pStyle w:val="a6"/>
+        <w:rPr>
+          <w:rFonts w:ascii="Times New Roman" w:hAnsi="Times New Roman" w:cs="Times New Roman"/>
+          <w:sz w:val="24"/>
+          <w:szCs w:val="24"/>
+        </w:rPr>
+      </w:pPr>
     </w:p>
     <w:p>
       <w:pPr>
@@ -1431,8 +1477,18 @@
           <w:sz w:val="24"/>
           <w:szCs w:val="24"/>
         </w:rPr>
-        <w:t>Реализовать индикатор прогресса (решенные задачи в блоке).</w:t>
-      </w:r>
+        <w:t>Написать тесты к задачам.</w:t>
+      </w:r>
+    </w:p>
+    <w:p>
+      <w:pPr>
+        <w:pStyle w:val="a6"/>
+        <w:rPr>
+          <w:rFonts w:ascii="Times New Roman" w:hAnsi="Times New Roman" w:cs="Times New Roman"/>
+          <w:sz w:val="24"/>
+          <w:szCs w:val="24"/>
+        </w:rPr>
+      </w:pPr>
     </w:p>
     <w:p>
       <w:pPr>
@@ -1441,6 +1497,38 @@
           <w:ilvl w:val="0"/>
           <w:numId w:val="2"/>
         </w:numPr>
+        <w:rPr>
+          <w:rFonts w:ascii="Times New Roman" w:hAnsi="Times New Roman" w:cs="Times New Roman"/>
+          <w:sz w:val="24"/>
+          <w:szCs w:val="24"/>
+        </w:rPr>
+      </w:pPr>
+      <w:r>
+        <w:rPr>
+          <w:rFonts w:ascii="Times New Roman" w:hAnsi="Times New Roman" w:cs="Times New Roman"/>
+          <w:sz w:val="24"/>
+          <w:szCs w:val="24"/>
+        </w:rPr>
+        <w:t>Реализовать индикатор прогресса (решенные задачи в блоке).</w:t>
+      </w:r>
+    </w:p>
+    <w:p>
+      <w:pPr>
+        <w:pStyle w:val="a6"/>
+        <w:rPr>
+          <w:rFonts w:ascii="Times New Roman" w:hAnsi="Times New Roman" w:cs="Times New Roman"/>
+          <w:sz w:val="24"/>
+          <w:szCs w:val="24"/>
+        </w:rPr>
+      </w:pPr>
+    </w:p>
+    <w:p>
+      <w:pPr>
+        <w:pStyle w:val="a6"/>
+        <w:numPr>
+          <w:ilvl w:val="0"/>
+          <w:numId w:val="2"/>
+        </w:numPr>
       </w:pPr>
       <w:r>
         <w:rPr>
@@ -1472,13 +1560,6 @@
     <w:p/>
     <w:p/>
     <w:p/>
-    <w:p/>
-    <w:p/>
-    <w:p/>
-    <w:p/>
-    <w:p/>
-    <w:p/>
-    <w:p/>
     <w:p>
       <w:pPr>
         <w:pStyle w:val="1"/>
@@ -1523,7 +1604,6 @@
           <w:rFonts w:ascii="Times New Roman" w:hAnsi="Times New Roman" w:cs="Times New Roman"/>
           <w:sz w:val="24"/>
           <w:szCs w:val="24"/>
-          <w:lang w:val="en-US"/>
         </w:rPr>
       </w:pPr>
       <w:r>
@@ -1539,7 +1619,6 @@
           <w:rFonts w:ascii="Times New Roman" w:hAnsi="Times New Roman" w:cs="Times New Roman"/>
           <w:sz w:val="24"/>
           <w:szCs w:val="24"/>
-          <w:lang w:val="en-US"/>
         </w:rPr>
         <w:t>.</w:t>
       </w:r>
@@ -1989,8 +2068,6 @@
           <w:szCs w:val="24"/>
         </w:rPr>
       </w:pPr>
-      <w:bookmarkStart w:id="2" w:name="_GoBack"/>
-      <w:bookmarkEnd w:id="2"/>
     </w:p>
     <w:sectPr>
       <w:headerReference w:type="default" r:id="rId14"/>
@@ -2750,6 +2827,7 @@
   <w:style w:type="character" w:default="1" w:styleId="a0">
     <w:name w:val="Default Paragraph Font"/>
     <w:uiPriority w:val="1"/>
+    <w:semiHidden/>
     <w:unhideWhenUsed/>
   </w:style>
   <w:style w:type="table" w:default="1" w:styleId="a1">
